--- a/Chapter_08_Mole_Concept_and_Chemical_Formulas.docx
+++ b/Chapter_08_Mole_Concept_and_Chemical_Formulas.docx
@@ -2176,11 +2176,25 @@
               <w:spacing w:after="80" w:line="280"/>
             </w:pPr>
             <w:r>
-              <w:rPr>
-                <w:b w:val="false"/>
-                <w:bCs w:val="false"/>
-              </w:rPr>
-              <w:t xml:space="preserve">Step 1 — Convert grams to moles using molar mass: 5.00 g × (1 mol / 12.011 g) = 0.4163 mol.</w:t>
+              <w:t xml:space="preserve">Step 1 — Convert grams to moles using molar mass: 5.00 </w:t>
+            </w:r>
+            <w:r>
+              <w:rPr>
+                <w:strike w:val="true"/>
+              </w:rPr>
+              <w:t>g</w:t>
+            </w:r>
+            <w:r>
+              <w:t xml:space="preserve"> × (1 mol / 12.011 </w:t>
+            </w:r>
+            <w:r>
+              <w:rPr>
+                <w:strike w:val="true"/>
+              </w:rPr>
+              <w:t>g</w:t>
+            </w:r>
+            <w:r>
+              <w:t>) = 0.4163 mol.</w:t>
             </w:r>
           </w:p>
           <w:p>
@@ -2189,10 +2203,46 @@
             </w:pPr>
             <w:r>
               <w:rPr>
-                <w:b w:val="false"/>
-                <w:bCs w:val="false"/>
-              </w:rPr>
-              <w:t xml:space="preserve">Step 2 — Convert moles to atoms using NA: 0.4163 mol × (6.022 × 10²³ / mol) = 2.507 × 10²³ atoms.</w:t>
+                <w:i/>
+              </w:rPr>
+              <w:t>"g" cancels via the inverted molar mass, leaving "mol". Three sig figs from "5.00".</w:t>
+            </w:r>
+          </w:p>
+          <w:p>
+            <w:pPr>
+              <w:spacing w:after="80" w:line="280"/>
+            </w:pPr>
+            <w:r>
+              <w:t xml:space="preserve">Step 2 — Convert moles to atoms using NA: 0.4163 </w:t>
+            </w:r>
+            <w:r>
+              <w:rPr>
+                <w:strike w:val="true"/>
+              </w:rPr>
+              <w:t>mol</w:t>
+            </w:r>
+            <w:r>
+              <w:t xml:space="preserve"> × (6.022 × 10²³ atoms / 1 </w:t>
+            </w:r>
+            <w:r>
+              <w:rPr>
+                <w:strike w:val="true"/>
+              </w:rPr>
+              <w:t>mol</w:t>
+            </w:r>
+            <w:r>
+              <w:t>) = 2.507 × 10²³ atoms.</w:t>
+            </w:r>
+          </w:p>
+          <w:p>
+            <w:pPr>
+              <w:spacing w:after="80" w:line="280"/>
+            </w:pPr>
+            <w:r>
+              <w:rPr>
+                <w:i/>
+              </w:rPr>
+              <w:t>"mol" cancels via Avogadro's number, leaving "atoms".</w:t>
             </w:r>
           </w:p>
           <w:p>
@@ -2284,11 +2334,25 @@
               <w:spacing w:after="80" w:line="280"/>
             </w:pPr>
             <w:r>
-              <w:rPr>
-                <w:b w:val="false"/>
-                <w:bCs w:val="false"/>
-              </w:rPr>
-              <w:t xml:space="preserve">Step 1 — Moles: 4.50 × 10²² ÷ 6.022 × 10²³ = 7.473 × 10⁻² mol.</w:t>
+              <w:t xml:space="preserve">Step 1 — Moles: 4.50 × 10²² </w:t>
+            </w:r>
+            <w:r>
+              <w:rPr>
+                <w:strike w:val="true"/>
+              </w:rPr>
+              <w:t>molecules</w:t>
+            </w:r>
+            <w:r>
+              <w:t xml:space="preserve"> × (1 mol / 6.022 × 10²³ </w:t>
+            </w:r>
+            <w:r>
+              <w:rPr>
+                <w:strike w:val="true"/>
+              </w:rPr>
+              <w:t>molecules</w:t>
+            </w:r>
+            <w:r>
+              <w:t>) = 7.473 × 10⁻² mol.</w:t>
             </w:r>
           </w:p>
           <w:p>
@@ -2297,10 +2361,46 @@
             </w:pPr>
             <w:r>
               <w:rPr>
-                <w:b w:val="false"/>
-                <w:bCs w:val="false"/>
-              </w:rPr>
-              <w:t xml:space="preserve">Step 2 — Mass: 7.473 × 10⁻² mol × 18.015 g/mol = 1.347 g.</w:t>
+                <w:i/>
+              </w:rPr>
+              <w:t>"molecules" cancels via Avogadro's number (inverted), leaving "mol".</w:t>
+            </w:r>
+          </w:p>
+          <w:p>
+            <w:pPr>
+              <w:spacing w:after="80" w:line="280"/>
+            </w:pPr>
+            <w:r>
+              <w:t xml:space="preserve">Step 2 — Mass: 7.473 × 10⁻² </w:t>
+            </w:r>
+            <w:r>
+              <w:rPr>
+                <w:strike w:val="true"/>
+              </w:rPr>
+              <w:t>mol</w:t>
+            </w:r>
+            <w:r>
+              <w:t xml:space="preserve"> × (18.015 g / 1 </w:t>
+            </w:r>
+            <w:r>
+              <w:rPr>
+                <w:strike w:val="true"/>
+              </w:rPr>
+              <w:t>mol</w:t>
+            </w:r>
+            <w:r>
+              <w:t>) = 1.347 g.</w:t>
+            </w:r>
+          </w:p>
+          <w:p>
+            <w:pPr>
+              <w:spacing w:after="80" w:line="280"/>
+            </w:pPr>
+            <w:r>
+              <w:rPr>
+                <w:i/>
+              </w:rPr>
+              <w:t>"mol" cancels via the molar mass of H₂O, leaving "g".</w:t>
             </w:r>
           </w:p>
           <w:p>
@@ -2412,11 +2512,25 @@
               <w:spacing w:after="80" w:line="280"/>
             </w:pPr>
             <w:r>
-              <w:rPr>
-                <w:b w:val="false"/>
-                <w:bCs w:val="false"/>
-              </w:rPr>
-              <w:t xml:space="preserve">Step 1 — Mass of pure NaCl = 25.0 × 0.950 = 23.75 g.</w:t>
+              <w:t xml:space="preserve">Step 1 — Mass of pure NaCl = 25.0 </w:t>
+            </w:r>
+            <w:r>
+              <w:rPr>
+                <w:strike w:val="true"/>
+              </w:rPr>
+              <w:t>g</w:t>
+            </w:r>
+            <w:r>
+              <w:t xml:space="preserve"> sample × (95.0 g NaCl / 100 </w:t>
+            </w:r>
+            <w:r>
+              <w:rPr>
+                <w:strike w:val="true"/>
+              </w:rPr>
+              <w:t>g</w:t>
+            </w:r>
+            <w:r>
+              <w:t xml:space="preserve"> sample) = 23.75 g NaCl.</w:t>
             </w:r>
           </w:p>
           <w:p>
@@ -2425,10 +2539,46 @@
             </w:pPr>
             <w:r>
               <w:rPr>
-                <w:b w:val="false"/>
-                <w:bCs w:val="false"/>
-              </w:rPr>
-              <w:t xml:space="preserve">Step 2 — Moles = 23.75 / 58.44 g/mol = 0.4063 mol.</w:t>
+                <w:i/>
+              </w:rPr>
+              <w:t>"g sample" cancels via the purity-fraction conversion factor, leaving "g NaCl".</w:t>
+            </w:r>
+          </w:p>
+          <w:p>
+            <w:pPr>
+              <w:spacing w:after="80" w:line="280"/>
+            </w:pPr>
+            <w:r>
+              <w:t xml:space="preserve">Step 2 — Moles = 23.75 </w:t>
+            </w:r>
+            <w:r>
+              <w:rPr>
+                <w:strike w:val="true"/>
+              </w:rPr>
+              <w:t>g</w:t>
+            </w:r>
+            <w:r>
+              <w:t xml:space="preserve"> × (1 mol / 58.44 </w:t>
+            </w:r>
+            <w:r>
+              <w:rPr>
+                <w:strike w:val="true"/>
+              </w:rPr>
+              <w:t>g</w:t>
+            </w:r>
+            <w:r>
+              <w:t>) = 0.4063 mol.</w:t>
+            </w:r>
+          </w:p>
+          <w:p>
+            <w:pPr>
+              <w:spacing w:after="80" w:line="280"/>
+            </w:pPr>
+            <w:r>
+              <w:rPr>
+                <w:i/>
+              </w:rPr>
+              <w:t>"g" cancels via the inverted molar mass of NaCl.</w:t>
             </w:r>
           </w:p>
           <w:p>
@@ -2659,11 +2809,72 @@
               <w:spacing w:after="80" w:line="280"/>
             </w:pPr>
             <w:r>
-              <w:rPr>
-                <w:b w:val="false"/>
-                <w:bCs w:val="false"/>
-              </w:rPr>
-              <w:t xml:space="preserve">Step 2 — Convert to moles: C: 40.0 / 12.011 = 3.330 mol; H: 6.71 / 1.008 = 6.657 mol; O: 53.3 / 15.999 = 3.331 mol.</w:t>
+              <w:t xml:space="preserve">Step 2 — Convert to moles. C: 40.0 </w:t>
+            </w:r>
+            <w:r>
+              <w:rPr>
+                <w:strike w:val="true"/>
+              </w:rPr>
+              <w:t>g</w:t>
+            </w:r>
+            <w:r>
+              <w:t xml:space="preserve"> × (1 mol / 12.011 </w:t>
+            </w:r>
+            <w:r>
+              <w:rPr>
+                <w:strike w:val="true"/>
+              </w:rPr>
+              <w:t>g</w:t>
+            </w:r>
+            <w:r>
+              <w:t xml:space="preserve">) = 3.330 mol; H: 6.71 </w:t>
+            </w:r>
+            <w:r>
+              <w:rPr>
+                <w:strike w:val="true"/>
+              </w:rPr>
+              <w:t>g</w:t>
+            </w:r>
+            <w:r>
+              <w:t xml:space="preserve"> × (1 mol / 1.008 </w:t>
+            </w:r>
+            <w:r>
+              <w:rPr>
+                <w:strike w:val="true"/>
+              </w:rPr>
+              <w:t>g</w:t>
+            </w:r>
+            <w:r>
+              <w:t xml:space="preserve">) = 6.657 mol; O: 53.3 </w:t>
+            </w:r>
+            <w:r>
+              <w:rPr>
+                <w:strike w:val="true"/>
+              </w:rPr>
+              <w:t>g</w:t>
+            </w:r>
+            <w:r>
+              <w:t xml:space="preserve"> × (1 mol / 15.999 </w:t>
+            </w:r>
+            <w:r>
+              <w:rPr>
+                <w:strike w:val="true"/>
+              </w:rPr>
+              <w:t>g</w:t>
+            </w:r>
+            <w:r>
+              <w:t>) = 3.331 mol.</w:t>
+            </w:r>
+          </w:p>
+          <w:p>
+            <w:pPr>
+              <w:spacing w:after="80" w:line="280"/>
+            </w:pPr>
+            <w:r>
+              <w:rPr>
+                <w:i/>
+              </w:rPr>
+              <w:t>"g" cancels in each element's mass-to-mole conversion, leaving "mol". The mole values then go into the Step-3 ratio test.</w:t>
             </w:r>
           </w:p>
           <w:p>
@@ -2887,11 +3098,25 @@
               <w:spacing w:after="80" w:line="280"/>
             </w:pPr>
             <w:r>
-              <w:rPr>
-                <w:b w:val="false"/>
-                <w:bCs w:val="false"/>
-              </w:rPr>
-              <w:t xml:space="preserve">Step 1 — All C in the original sample is now in CO₂. Mass of C = 8.92 g × (12.011 / 44.01) = 2.434 g.</w:t>
+              <w:t xml:space="preserve">Step 1 — All C in the original sample is now in CO₂. Mass of C = 8.92 </w:t>
+            </w:r>
+            <w:r>
+              <w:rPr>
+                <w:strike w:val="true"/>
+              </w:rPr>
+              <w:t>g CO₂</w:t>
+            </w:r>
+            <w:r>
+              <w:t xml:space="preserve"> × (12.011 g C / 44.01 </w:t>
+            </w:r>
+            <w:r>
+              <w:rPr>
+                <w:strike w:val="true"/>
+              </w:rPr>
+              <w:t>g CO₂</w:t>
+            </w:r>
+            <w:r>
+              <w:t>) = 2.434 g C.</w:t>
             </w:r>
           </w:p>
           <w:p>
@@ -2900,10 +3125,46 @@
             </w:pPr>
             <w:r>
               <w:rPr>
-                <w:b w:val="false"/>
-                <w:bCs w:val="false"/>
-              </w:rPr>
-              <w:t xml:space="preserve">Step 2 — All H is now in H₂O. Mass of H = 3.65 g × (2 × 1.008 / 18.015) = 0.4084 g.</w:t>
+                <w:i/>
+              </w:rPr>
+              <w:t>"g CO₂" cancels via the carbon-mass-per-formula-mass factor (12.011 g C in every 44.01 g of CO₂), leaving "g C".</w:t>
+            </w:r>
+          </w:p>
+          <w:p>
+            <w:pPr>
+              <w:spacing w:after="80" w:line="280"/>
+            </w:pPr>
+            <w:r>
+              <w:t xml:space="preserve">Step 2 — All H is now in H₂O. Mass of H = 3.65 </w:t>
+            </w:r>
+            <w:r>
+              <w:rPr>
+                <w:strike w:val="true"/>
+              </w:rPr>
+              <w:t>g H₂O</w:t>
+            </w:r>
+            <w:r>
+              <w:t xml:space="preserve"> × (2 × 1.008 g H / 18.015 </w:t>
+            </w:r>
+            <w:r>
+              <w:rPr>
+                <w:strike w:val="true"/>
+              </w:rPr>
+              <w:t>g H₂O</w:t>
+            </w:r>
+            <w:r>
+              <w:t>) = 0.4084 g H.</w:t>
+            </w:r>
+          </w:p>
+          <w:p>
+            <w:pPr>
+              <w:spacing w:after="80" w:line="280"/>
+            </w:pPr>
+            <w:r>
+              <w:rPr>
+                <w:i/>
+              </w:rPr>
+              <w:t>"g H₂O" cancels via the hydrogen-mass-per-formula-mass factor (2 × 1.008 g H in every 18.015 g of H₂O), leaving "g H".</w:t>
             </w:r>
           </w:p>
           <w:p>
@@ -3303,11 +3564,36 @@
               <w:spacing w:after="80" w:line="280"/>
             </w:pPr>
             <w:r>
-              <w:rPr>
-                <w:b w:val="false"/>
-                <w:bCs w:val="false"/>
-              </w:rPr>
-              <w:t xml:space="preserve">Step 2 — n = 180.16 / 30.026 = 6.000.</w:t>
+              <w:t xml:space="preserve">Step 2 — n = (180.16 </w:t>
+            </w:r>
+            <w:r>
+              <w:rPr>
+                <w:strike w:val="true"/>
+              </w:rPr>
+              <w:t>g/mol</w:t>
+            </w:r>
+            <w:r>
+              <w:t xml:space="preserve">) / (30.026 </w:t>
+            </w:r>
+            <w:r>
+              <w:rPr>
+                <w:strike w:val="true"/>
+              </w:rPr>
+              <w:t>g/mol</w:t>
+            </w:r>
+            <w:r>
+              <w:t>) = 6.000.</w:t>
+            </w:r>
+          </w:p>
+          <w:p>
+            <w:pPr>
+              <w:spacing w:after="80" w:line="280"/>
+            </w:pPr>
+            <w:r>
+              <w:rPr>
+                <w:i/>
+              </w:rPr>
+              <w:t>"g/mol" cancels in the molar-mass ratio, giving a pure integer multiplier. The molecular formula is the empirical formula scaled up by n = 6.</w:t>
             </w:r>
           </w:p>
           <w:p>
@@ -3411,11 +3697,36 @@
               <w:spacing w:after="80" w:line="280"/>
             </w:pPr>
             <w:r>
-              <w:rPr>
-                <w:b w:val="false"/>
-                <w:bCs w:val="false"/>
-              </w:rPr>
-              <w:t xml:space="preserve">Step 2 — n = 92.02 / 46.005 = 2.00.</w:t>
+              <w:t xml:space="preserve">Step 2 — n = (92.02 </w:t>
+            </w:r>
+            <w:r>
+              <w:rPr>
+                <w:strike w:val="true"/>
+              </w:rPr>
+              <w:t>g/mol</w:t>
+            </w:r>
+            <w:r>
+              <w:t xml:space="preserve">) / (46.005 </w:t>
+            </w:r>
+            <w:r>
+              <w:rPr>
+                <w:strike w:val="true"/>
+              </w:rPr>
+              <w:t>g/mol</w:t>
+            </w:r>
+            <w:r>
+              <w:t>) = 2.00.</w:t>
+            </w:r>
+          </w:p>
+          <w:p>
+            <w:pPr>
+              <w:spacing w:after="80" w:line="280"/>
+            </w:pPr>
+            <w:r>
+              <w:rPr>
+                <w:i/>
+              </w:rPr>
+              <w:t>"g/mol" cancels in the molar-mass ratio. Multiply each subscript in NO₂ by 2 → N₂O₄.</w:t>
             </w:r>
           </w:p>
           <w:p>

--- a/Chapter_08_Mole_Concept_and_Chemical_Formulas.docx
+++ b/Chapter_08_Mole_Concept_and_Chemical_Formulas.docx
@@ -9993,6 +9993,217 @@
           <w:bCs/>
         </w:rPr>
         <w:t xml:space="preserve">Answer Key: 1-B   2-B   3-C   4-B   5-A   6-D   7-C   8-B   9-A   10-A</w:t>
+      </w:r>
+    </w:p>
+    <w:p>
+      <w:pPr>
+        <w:spacing w:after="120" w:line="300"/>
+      </w:pPr>
+      <w:r>
+        <w:rPr>
+          <w:b/>
+        </w:rPr>
+        <w:t>Answer Key — Worked Rationales</w:t>
+      </w:r>
+    </w:p>
+    <w:p>
+      <w:pPr>
+        <w:spacing w:after="120" w:line="300"/>
+      </w:pPr>
+      <w:r>
+        <w:rPr>
+          <w:b/>
+        </w:rPr>
+        <w:t xml:space="preserve">1. </w:t>
+      </w:r>
+      <w:r>
+        <w:t xml:space="preserve">B. </w:t>
+      </w:r>
+      <w:r>
+        <w:rPr>
+          <w:i/>
+        </w:rPr>
+        <w:t>Avogadro's number, NA = 6.022 × 10²³ /mol — the count of entities in 1 mole.</w:t>
+      </w:r>
+    </w:p>
+    <w:p>
+      <w:pPr>
+        <w:spacing w:after="120" w:line="300"/>
+      </w:pPr>
+      <w:r>
+        <w:rPr>
+          <w:b/>
+        </w:rPr>
+        <w:t xml:space="preserve">2. </w:t>
+      </w:r>
+      <w:r>
+        <w:t xml:space="preserve">B. </w:t>
+      </w:r>
+      <w:r>
+        <w:rPr>
+          <w:i/>
+        </w:rPr>
+        <w:t>M(NH₃) = 14.01 + 3(1.008) = 17.0 g/mol.</w:t>
+      </w:r>
+    </w:p>
+    <w:p>
+      <w:pPr>
+        <w:spacing w:after="120" w:line="300"/>
+      </w:pPr>
+      <w:r>
+        <w:rPr>
+          <w:b/>
+        </w:rPr>
+        <w:t xml:space="preserve">3. </w:t>
+      </w:r>
+      <w:r>
+        <w:t xml:space="preserve">C. </w:t>
+      </w:r>
+      <w:r>
+        <w:rPr>
+          <w:i/>
+        </w:rPr>
+        <w:t>2.00 mol × (18.015 g / 1 mol) = 36.0 g; "mol" cancels.</w:t>
+      </w:r>
+    </w:p>
+    <w:p>
+      <w:pPr>
+        <w:spacing w:after="120" w:line="300"/>
+      </w:pPr>
+      <w:r>
+        <w:rPr>
+          <w:b/>
+        </w:rPr>
+        <w:t xml:space="preserve">4. </w:t>
+      </w:r>
+      <w:r>
+        <w:t xml:space="preserve">B. </w:t>
+      </w:r>
+      <w:r>
+        <w:rPr>
+          <w:i/>
+        </w:rPr>
+        <w:t>1 mol of any substance contains NA = 6.022 × 10²³ entities.</w:t>
+      </w:r>
+    </w:p>
+    <w:p>
+      <w:pPr>
+        <w:spacing w:after="120" w:line="300"/>
+      </w:pPr>
+      <w:r>
+        <w:rPr>
+          <w:b/>
+        </w:rPr>
+        <w:t xml:space="preserve">5. </w:t>
+      </w:r>
+      <w:r>
+        <w:t xml:space="preserve">A. </w:t>
+      </w:r>
+      <w:r>
+        <w:rPr>
+          <w:i/>
+        </w:rPr>
+        <w:t>C₂H₄O₂ → divide subscripts by 2 → CH₂O.</w:t>
+      </w:r>
+    </w:p>
+    <w:p>
+      <w:pPr>
+        <w:spacing w:after="120" w:line="300"/>
+      </w:pPr>
+      <w:r>
+        <w:rPr>
+          <w:b/>
+        </w:rPr>
+        <w:t xml:space="preserve">6. </w:t>
+      </w:r>
+      <w:r>
+        <w:t xml:space="preserve">D. </w:t>
+      </w:r>
+      <w:r>
+        <w:rPr>
+          <w:i/>
+        </w:rPr>
+        <w:t>n = 56.1 / 14.027 = 4 → multiply CH₂ subscripts by 4 → C₄H₈.</w:t>
+      </w:r>
+    </w:p>
+    <w:p>
+      <w:pPr>
+        <w:spacing w:after="120" w:line="300"/>
+      </w:pPr>
+      <w:r>
+        <w:rPr>
+          <w:b/>
+        </w:rPr>
+        <w:t xml:space="preserve">7. </w:t>
+      </w:r>
+      <w:r>
+        <w:t xml:space="preserve">C. </w:t>
+      </w:r>
+      <w:r>
+        <w:rPr>
+          <w:i/>
+        </w:rPr>
+        <w:t>% O = 2 × 16.00 / 44.01 × 100% = 72.7%.</w:t>
+      </w:r>
+    </w:p>
+    <w:p>
+      <w:pPr>
+        <w:spacing w:after="120" w:line="300"/>
+      </w:pPr>
+      <w:r>
+        <w:rPr>
+          <w:b/>
+        </w:rPr>
+        <w:t xml:space="preserve">8. </w:t>
+      </w:r>
+      <w:r>
+        <w:t xml:space="preserve">B. </w:t>
+      </w:r>
+      <w:r>
+        <w:rPr>
+          <w:i/>
+        </w:rPr>
+        <w:t>n = 4.00 g × (1 mol / 4.003 g) = 1.00 mol; "g" cancels.</w:t>
+      </w:r>
+    </w:p>
+    <w:p>
+      <w:pPr>
+        <w:spacing w:after="120" w:line="300"/>
+      </w:pPr>
+      <w:r>
+        <w:rPr>
+          <w:b/>
+        </w:rPr>
+        <w:t xml:space="preserve">9. </w:t>
+      </w:r>
+      <w:r>
+        <w:t xml:space="preserve">A. </w:t>
+      </w:r>
+      <w:r>
+        <w:rPr>
+          <w:i/>
+        </w:rPr>
+        <w:t>Per 100 g: C 40.0/12.01 = 3.33; H 6.7/1.008 = 6.65; O 53.3/16.00 = 3.33. Divide by 3.33 → 1 : 2 : 1 → CH₂O.</w:t>
+      </w:r>
+    </w:p>
+    <w:p>
+      <w:pPr>
+        <w:spacing w:after="120" w:line="300"/>
+      </w:pPr>
+      <w:r>
+        <w:rPr>
+          <w:b/>
+        </w:rPr>
+        <w:t xml:space="preserve">10. </w:t>
+      </w:r>
+      <w:r>
+        <w:t xml:space="preserve">A. </w:t>
+      </w:r>
+      <w:r>
+        <w:rPr>
+          <w:i/>
+        </w:rPr>
+        <w:t>n(H₂O) = 9.0 g × (1 mol / 18.0 g) = 0.500 mol; molecules = 0.500 × 6.022 × 10²³ = 3.0 × 10²³.</w:t>
       </w:r>
     </w:p>
     <w:p>

--- a/Chapter_08_Mole_Concept_and_Chemical_Formulas.docx
+++ b/Chapter_08_Mole_Concept_and_Chemical_Formulas.docx
@@ -76,6 +76,17 @@
       </w:pPr>
       <w:r>
         <w:t>That counting unit is the mole, defined so that 12 grams of pure carbon-12 contain exactly one mole of atoms. The number of objects in a mole — Avogadro's number, 6.022 × 10²³ — is one of the most important constants in science. This chapter introduces the mole, shows how to convert among grams, moles, and individual atoms or molecules, and uses the mole to read chemical formulas as recipes for what is in a sample. The skills you build here will be used in every chapter that follows.</w:t>
+      </w:r>
+    </w:p>
+    <w:p>
+      <w:r>
+        <w:rPr>
+          <w:b/>
+        </w:rPr>
+        <w:t xml:space="preserve">Why this matters: </w:t>
+      </w:r>
+      <w:r>
+        <w:t>The mole is what lets chemists count atoms by weighing them, and that single trick is the basis of every quantitative calculation in chemistry from this point on. Stoichiometry in Chapter 9 is moles in different costumes; molarity, gas-law calculations, equilibrium expressions, and titrations in general chemistry are too. Organic chemistry rates reactions by yield (a percent calculated from moles), and pre-med pharmacology calculates doses in millimoles per kilogram of body mass. If Chapter 8 feels abstract, push through — it is the quietly load-bearing chapter in the book.</w:t>
       </w:r>
     </w:p>
     <w:p>

--- a/Chapter_08_Mole_Concept_and_Chemical_Formulas.docx
+++ b/Chapter_08_Mole_Concept_and_Chemical_Formulas.docx
@@ -252,12 +252,6 @@
         <w:gridCol w:w="9360"/>
       </w:tblGrid>
       <w:tr>
-        <w:tblPrEx>
-          <w:tblCellMar>
-            <w:top w:w="0" w:type="dxa"/>
-            <w:bottom w:w="0" w:type="dxa"/>
-          </w:tblCellMar>
-        </w:tblPrEx>
         <w:tc>
           <w:tcPr>
             <w:tcW w:w="9360" w:type="dxa"/>
@@ -338,12 +332,6 @@
         <w:gridCol w:w="9360"/>
       </w:tblGrid>
       <w:tr>
-        <w:tblPrEx>
-          <w:tblCellMar>
-            <w:top w:w="0" w:type="dxa"/>
-            <w:bottom w:w="0" w:type="dxa"/>
-          </w:tblCellMar>
-        </w:tblPrEx>
         <w:tc>
           <w:tcPr>
             <w:tcW w:w="9360" w:type="dxa"/>
@@ -408,12 +396,6 @@
         </w:tc>
       </w:tr>
       <w:tr>
-        <w:tblPrEx>
-          <w:tblCellMar>
-            <w:top w:w="0" w:type="dxa"/>
-            <w:bottom w:w="0" w:type="dxa"/>
-          </w:tblCellMar>
-        </w:tblPrEx>
         <w:tc>
           <w:tcPr>
             <w:tcW w:w="9360" w:type="dxa"/>
@@ -478,12 +460,6 @@
         </w:tc>
       </w:tr>
       <w:tr>
-        <w:tblPrEx>
-          <w:tblCellMar>
-            <w:top w:w="0" w:type="dxa"/>
-            <w:bottom w:w="0" w:type="dxa"/>
-          </w:tblCellMar>
-        </w:tblPrEx>
         <w:tc>
           <w:tcPr>
             <w:tcW w:w="9360" w:type="dxa"/>
@@ -632,12 +608,6 @@
         <w:gridCol w:w="9360"/>
       </w:tblGrid>
       <w:tr>
-        <w:tblPrEx>
-          <w:tblCellMar>
-            <w:top w:w="0" w:type="dxa"/>
-            <w:bottom w:w="0" w:type="dxa"/>
-          </w:tblCellMar>
-        </w:tblPrEx>
         <w:tc>
           <w:tcPr>
             <w:tcW w:w="9360" w:type="dxa"/>
@@ -784,12 +754,6 @@
         <w:gridCol w:w="4680"/>
       </w:tblGrid>
       <w:tr>
-        <w:tblPrEx>
-          <w:tblCellMar>
-            <w:top w:w="0" w:type="dxa"/>
-            <w:bottom w:w="0" w:type="dxa"/>
-          </w:tblCellMar>
-        </w:tblPrEx>
         <w:trPr>
           <w:tblHeader/>
         </w:trPr>
@@ -852,12 +816,6 @@
         </w:tc>
       </w:tr>
       <w:tr>
-        <w:tblPrEx>
-          <w:tblCellMar>
-            <w:top w:w="0" w:type="dxa"/>
-            <w:bottom w:w="0" w:type="dxa"/>
-          </w:tblCellMar>
-        </w:tblPrEx>
         <w:tc>
           <w:tcPr>
             <w:tcW w:w="4680" w:type="dxa"/>
@@ -906,12 +864,6 @@
         </w:tc>
       </w:tr>
       <w:tr>
-        <w:tblPrEx>
-          <w:tblCellMar>
-            <w:top w:w="0" w:type="dxa"/>
-            <w:bottom w:w="0" w:type="dxa"/>
-          </w:tblCellMar>
-        </w:tblPrEx>
         <w:tc>
           <w:tcPr>
             <w:tcW w:w="4680" w:type="dxa"/>
@@ -960,12 +912,6 @@
         </w:tc>
       </w:tr>
       <w:tr>
-        <w:tblPrEx>
-          <w:tblCellMar>
-            <w:top w:w="0" w:type="dxa"/>
-            <w:bottom w:w="0" w:type="dxa"/>
-          </w:tblCellMar>
-        </w:tblPrEx>
         <w:tc>
           <w:tcPr>
             <w:tcW w:w="4680" w:type="dxa"/>
@@ -1014,12 +960,6 @@
         </w:tc>
       </w:tr>
       <w:tr>
-        <w:tblPrEx>
-          <w:tblCellMar>
-            <w:top w:w="0" w:type="dxa"/>
-            <w:bottom w:w="0" w:type="dxa"/>
-          </w:tblCellMar>
-        </w:tblPrEx>
         <w:tc>
           <w:tcPr>
             <w:tcW w:w="4680" w:type="dxa"/>
@@ -1068,12 +1008,6 @@
         </w:tc>
       </w:tr>
       <w:tr>
-        <w:tblPrEx>
-          <w:tblCellMar>
-            <w:top w:w="0" w:type="dxa"/>
-            <w:bottom w:w="0" w:type="dxa"/>
-          </w:tblCellMar>
-        </w:tblPrEx>
         <w:tc>
           <w:tcPr>
             <w:tcW w:w="4680" w:type="dxa"/>
@@ -1122,12 +1056,6 @@
         </w:tc>
       </w:tr>
       <w:tr>
-        <w:tblPrEx>
-          <w:tblCellMar>
-            <w:top w:w="0" w:type="dxa"/>
-            <w:bottom w:w="0" w:type="dxa"/>
-          </w:tblCellMar>
-        </w:tblPrEx>
         <w:tc>
           <w:tcPr>
             <w:tcW w:w="4680" w:type="dxa"/>
@@ -1209,12 +1137,6 @@
         <w:gridCol w:w="9360"/>
       </w:tblGrid>
       <w:tr>
-        <w:tblPrEx>
-          <w:tblCellMar>
-            <w:top w:w="0" w:type="dxa"/>
-            <w:bottom w:w="0" w:type="dxa"/>
-          </w:tblCellMar>
-        </w:tblPrEx>
         <w:tc>
           <w:tcPr>
             <w:tcW w:w="9360" w:type="dxa"/>
@@ -1526,12 +1448,6 @@
         <w:gridCol w:w="4960"/>
       </w:tblGrid>
       <w:tr>
-        <w:tblPrEx>
-          <w:tblCellMar>
-            <w:top w:w="0" w:type="dxa"/>
-            <w:bottom w:w="0" w:type="dxa"/>
-          </w:tblCellMar>
-        </w:tblPrEx>
         <w:trPr>
           <w:tblHeader/>
         </w:trPr>
@@ -1621,12 +1537,6 @@
         </w:tc>
       </w:tr>
       <w:tr>
-        <w:tblPrEx>
-          <w:tblCellMar>
-            <w:top w:w="0" w:type="dxa"/>
-            <w:bottom w:w="0" w:type="dxa"/>
-          </w:tblCellMar>
-        </w:tblPrEx>
         <w:tc>
           <w:tcPr>
             <w:tcW w:w="2200" w:type="dxa"/>
@@ -1698,12 +1608,6 @@
         </w:tc>
       </w:tr>
       <w:tr>
-        <w:tblPrEx>
-          <w:tblCellMar>
-            <w:top w:w="0" w:type="dxa"/>
-            <w:bottom w:w="0" w:type="dxa"/>
-          </w:tblCellMar>
-        </w:tblPrEx>
         <w:tc>
           <w:tcPr>
             <w:tcW w:w="2200" w:type="dxa"/>
@@ -1775,12 +1679,6 @@
         </w:tc>
       </w:tr>
       <w:tr>
-        <w:tblPrEx>
-          <w:tblCellMar>
-            <w:top w:w="0" w:type="dxa"/>
-            <w:bottom w:w="0" w:type="dxa"/>
-          </w:tblCellMar>
-        </w:tblPrEx>
         <w:tc>
           <w:tcPr>
             <w:tcW w:w="2200" w:type="dxa"/>
@@ -1852,12 +1750,6 @@
         </w:tc>
       </w:tr>
       <w:tr>
-        <w:tblPrEx>
-          <w:tblCellMar>
-            <w:top w:w="0" w:type="dxa"/>
-            <w:bottom w:w="0" w:type="dxa"/>
-          </w:tblCellMar>
-        </w:tblPrEx>
         <w:tc>
           <w:tcPr>
             <w:tcW w:w="2200" w:type="dxa"/>
@@ -1929,12 +1821,6 @@
         </w:tc>
       </w:tr>
       <w:tr>
-        <w:tblPrEx>
-          <w:tblCellMar>
-            <w:top w:w="0" w:type="dxa"/>
-            <w:bottom w:w="0" w:type="dxa"/>
-          </w:tblCellMar>
-        </w:tblPrEx>
         <w:tc>
           <w:tcPr>
             <w:tcW w:w="2200" w:type="dxa"/>
@@ -2006,12 +1892,6 @@
         </w:tc>
       </w:tr>
       <w:tr>
-        <w:tblPrEx>
-          <w:tblCellMar>
-            <w:top w:w="0" w:type="dxa"/>
-            <w:bottom w:w="0" w:type="dxa"/>
-          </w:tblCellMar>
-        </w:tblPrEx>
         <w:tc>
           <w:tcPr>
             <w:tcW w:w="2200" w:type="dxa"/>
@@ -2162,12 +2042,6 @@
         <w:gridCol w:w="9360"/>
       </w:tblGrid>
       <w:tr>
-        <w:tblPrEx>
-          <w:tblCellMar>
-            <w:top w:w="0" w:type="dxa"/>
-            <w:bottom w:w="0" w:type="dxa"/>
-          </w:tblCellMar>
-        </w:tblPrEx>
         <w:tc>
           <w:tcPr>
             <w:tcW w:w="9360" w:type="dxa"/>
@@ -2251,12 +2125,6 @@
         </w:tc>
       </w:tr>
       <w:tr>
-        <w:tblPrEx>
-          <w:tblCellMar>
-            <w:top w:w="0" w:type="dxa"/>
-            <w:bottom w:w="0" w:type="dxa"/>
-          </w:tblCellMar>
-        </w:tblPrEx>
         <w:tc>
           <w:tcPr>
             <w:tcW w:w="9360" w:type="dxa"/>
@@ -2411,12 +2279,6 @@
         </w:tc>
       </w:tr>
       <w:tr>
-        <w:tblPrEx>
-          <w:tblCellMar>
-            <w:top w:w="0" w:type="dxa"/>
-            <w:bottom w:w="0" w:type="dxa"/>
-          </w:tblCellMar>
-        </w:tblPrEx>
         <w:tc>
           <w:tcPr>
             <w:tcW w:w="9360" w:type="dxa"/>
@@ -2608,12 +2470,6 @@
         <w:gridCol w:w="9360"/>
       </w:tblGrid>
       <w:tr>
-        <w:tblPrEx>
-          <w:tblCellMar>
-            <w:top w:w="0" w:type="dxa"/>
-            <w:bottom w:w="0" w:type="dxa"/>
-          </w:tblCellMar>
-        </w:tblPrEx>
         <w:tc>
           <w:tcPr>
             <w:tcW w:w="9360" w:type="dxa"/>
@@ -2909,12 +2765,6 @@
         <w:gridCol w:w="9360"/>
       </w:tblGrid>
       <w:tr>
-        <w:tblPrEx>
-          <w:tblCellMar>
-            <w:top w:w="0" w:type="dxa"/>
-            <w:bottom w:w="0" w:type="dxa"/>
-          </w:tblCellMar>
-        </w:tblPrEx>
         <w:tc>
           <w:tcPr>
             <w:tcW w:w="9360" w:type="dxa"/>
@@ -3068,12 +2918,6 @@
         </w:tc>
       </w:tr>
       <w:tr>
-        <w:tblPrEx>
-          <w:tblCellMar>
-            <w:top w:w="0" w:type="dxa"/>
-            <w:bottom w:w="0" w:type="dxa"/>
-          </w:tblCellMar>
-        </w:tblPrEx>
         <w:tc>
           <w:tcPr>
             <w:tcW w:w="9360" w:type="dxa"/>
@@ -3178,12 +3022,6 @@
         </w:tc>
       </w:tr>
       <w:tr>
-        <w:tblPrEx>
-          <w:tblCellMar>
-            <w:top w:w="0" w:type="dxa"/>
-            <w:bottom w:w="0" w:type="dxa"/>
-          </w:tblCellMar>
-        </w:tblPrEx>
         <w:tc>
           <w:tcPr>
             <w:tcW w:w="9360" w:type="dxa"/>
@@ -3355,12 +3193,6 @@
         </w:tc>
       </w:tr>
       <w:tr>
-        <w:tblPrEx>
-          <w:tblCellMar>
-            <w:top w:w="0" w:type="dxa"/>
-            <w:bottom w:w="0" w:type="dxa"/>
-          </w:tblCellMar>
-        </w:tblPrEx>
         <w:tc>
           <w:tcPr>
             <w:tcW w:w="9360" w:type="dxa"/>
@@ -3450,12 +3282,6 @@
         </w:tc>
       </w:tr>
       <w:tr>
-        <w:tblPrEx>
-          <w:tblCellMar>
-            <w:top w:w="0" w:type="dxa"/>
-            <w:bottom w:w="0" w:type="dxa"/>
-          </w:tblCellMar>
-        </w:tblPrEx>
         <w:tc>
           <w:tcPr>
             <w:tcW w:w="9360" w:type="dxa"/>
@@ -3581,12 +3407,6 @@
         <w:gridCol w:w="9360"/>
       </w:tblGrid>
       <w:tr>
-        <w:tblPrEx>
-          <w:tblCellMar>
-            <w:top w:w="0" w:type="dxa"/>
-            <w:bottom w:w="0" w:type="dxa"/>
-          </w:tblCellMar>
-        </w:tblPrEx>
         <w:tc>
           <w:tcPr>
             <w:tcW w:w="9360" w:type="dxa"/>
@@ -3642,33 +3462,172 @@
               <w:spacing w:after="80" w:line="280" w:lineRule="auto"/>
             </w:pPr>
             <w:r>
-              <w:t xml:space="preserve">Step </w:t>
-            </w:r>
-            <w:proofErr w:type="gramStart"/>
-            <w:r>
-              <w:t>2 — n</w:t>
-            </w:r>
-            <w:proofErr w:type="gramEnd"/>
-            <w:r>
-              <w:t xml:space="preserve"> = (180.16 </w:t>
-            </w:r>
-            <w:r>
+              <w:t xml:space="preserve">Step 2 — </w:t>
+            </w:r>
+            <m:oMath>
+              <m:r>
+                <w:rPr>
+                  <w:rFonts w:ascii="Cambria Math" w:hAnsi="Cambria Math"/>
+                </w:rPr>
+                <m:t>n=</m:t>
+              </m:r>
+              <m:f>
+                <m:fPr>
+                  <m:ctrlPr>
+                    <w:rPr>
+                      <w:rFonts w:ascii="Cambria Math" w:hAnsi="Cambria Math"/>
+                    </w:rPr>
+                  </m:ctrlPr>
+                </m:fPr>
+                <m:num>
+                  <m:d>
+                    <m:dPr>
+                      <m:ctrlPr>
+                        <w:rPr>
+                          <w:rFonts w:ascii="Cambria Math" w:hAnsi="Cambria Math"/>
+                        </w:rPr>
+                      </m:ctrlPr>
+                    </m:dPr>
+                    <m:e>
+                      <m:r>
+                        <m:rPr>
+                          <m:sty m:val="p"/>
+                        </m:rPr>
+                        <w:rPr>
+                          <w:rFonts w:ascii="Cambria Math" w:hAnsi="Cambria Math"/>
+                        </w:rPr>
+                        <m:t>180.16</m:t>
+                      </m:r>
+                      <m:f>
+                        <m:fPr>
+                          <m:ctrlPr>
+                            <w:rPr>
+                              <w:rFonts w:ascii="Cambria Math" w:hAnsi="Cambria Math"/>
+                              <w:strike/>
+                            </w:rPr>
+                          </m:ctrlPr>
+                        </m:fPr>
+                        <m:num>
+                          <m:r>
+                            <m:rPr>
+                              <m:sty m:val="p"/>
+                            </m:rPr>
+                            <w:rPr>
+                              <w:rFonts w:ascii="Cambria Math" w:hAnsi="Cambria Math"/>
+                              <w:strike/>
+                            </w:rPr>
+                            <m:t>g</m:t>
+                          </m:r>
+                          <m:ctrlPr>
+                            <w:rPr>
+                              <w:rFonts w:ascii="Cambria Math" w:hAnsi="Cambria Math"/>
+                            </w:rPr>
+                          </m:ctrlPr>
+                        </m:num>
+                        <m:den>
+                          <m:r>
+                            <m:rPr>
+                              <m:sty m:val="p"/>
+                            </m:rPr>
+                            <w:rPr>
+                              <w:rFonts w:ascii="Cambria Math" w:hAnsi="Cambria Math"/>
+                              <w:strike/>
+                            </w:rPr>
+                            <m:t>mol</m:t>
+                          </m:r>
+                        </m:den>
+                      </m:f>
+                    </m:e>
+                  </m:d>
+                  <m:ctrlPr>
+                    <w:rPr>
+                      <w:rFonts w:ascii="Cambria Math" w:hAnsi="Cambria Math"/>
+                      <w:i/>
+                    </w:rPr>
+                  </m:ctrlPr>
+                </m:num>
+                <m:den>
+                  <m:d>
+                    <m:dPr>
+                      <m:ctrlPr>
+                        <w:rPr>
+                          <w:rFonts w:ascii="Cambria Math" w:hAnsi="Cambria Math"/>
+                        </w:rPr>
+                      </m:ctrlPr>
+                    </m:dPr>
+                    <m:e>
+                      <m:r>
+                        <m:rPr>
+                          <m:sty m:val="p"/>
+                        </m:rPr>
+                        <w:rPr>
+                          <w:rFonts w:ascii="Cambria Math" w:hAnsi="Cambria Math"/>
+                        </w:rPr>
+                        <m:t>30.026</m:t>
+                      </m:r>
+                      <m:f>
+                        <m:fPr>
+                          <m:ctrlPr>
+                            <w:rPr>
+                              <w:rFonts w:ascii="Cambria Math" w:hAnsi="Cambria Math"/>
+                              <w:strike/>
+                            </w:rPr>
+                          </m:ctrlPr>
+                        </m:fPr>
+                        <m:num>
+                          <m:r>
+                            <m:rPr>
+                              <m:sty m:val="p"/>
+                            </m:rPr>
+                            <w:rPr>
+                              <w:rFonts w:ascii="Cambria Math" w:hAnsi="Cambria Math"/>
+                              <w:strike/>
+                            </w:rPr>
+                            <m:t>g</m:t>
+                          </m:r>
+                          <m:ctrlPr>
+                            <w:rPr>
+                              <w:rFonts w:ascii="Cambria Math" w:hAnsi="Cambria Math"/>
+                            </w:rPr>
+                          </m:ctrlPr>
+                        </m:num>
+                        <m:den>
+                          <m:r>
+                            <m:rPr>
+                              <m:sty m:val="p"/>
+                            </m:rPr>
+                            <w:rPr>
+                              <w:rFonts w:ascii="Cambria Math" w:hAnsi="Cambria Math"/>
+                              <w:strike/>
+                            </w:rPr>
+                            <m:t>mol</m:t>
+                          </m:r>
+                        </m:den>
+                      </m:f>
+                    </m:e>
+                  </m:d>
+                </m:den>
+              </m:f>
+              <m:r>
+                <w:rPr>
+                  <w:rFonts w:ascii="Cambria Math" w:hAnsi="Cambria Math"/>
+                </w:rPr>
+                <m:t>=6.000.</m:t>
+              </m:r>
+            </m:oMath>
+          </w:p>
+          <w:p>
+            <w:pPr>
+              <w:spacing w:after="80" w:line="280" w:lineRule="auto"/>
               <w:rPr>
-                <w:strike/>
+                <w:i/>
               </w:rPr>
-              <w:t>g/mol</w:t>
-            </w:r>
-            <w:r>
-              <w:t xml:space="preserve">) / (30.026 </w:t>
-            </w:r>
+            </w:pPr>
             <w:r>
               <w:rPr>
-                <w:strike/>
+                <w:i/>
               </w:rPr>
-              <w:t>g/mol</w:t>
-            </w:r>
-            <w:r>
-              <w:t>) = 6.000.</w:t>
+              <w:t xml:space="preserve">"g/mol" cancels in the molar-mass ratio, giving a pure integer multiplier. </w:t>
             </w:r>
           </w:p>
           <w:p>
@@ -3679,7 +3638,7 @@
               <w:rPr>
                 <w:i/>
               </w:rPr>
-              <w:t>"g/mol" cancels in the molar-mass ratio, giving a pure integer multiplier. The molecular formula is the empirical formula scaled up by n = 6.</w:t>
+              <w:t>The molecular formula is the empirical formula scaled up by n = 6.</w:t>
             </w:r>
           </w:p>
           <w:p>
@@ -3705,12 +3664,6 @@
         </w:tc>
       </w:tr>
       <w:tr>
-        <w:tblPrEx>
-          <w:tblCellMar>
-            <w:top w:w="0" w:type="dxa"/>
-            <w:bottom w:w="0" w:type="dxa"/>
-          </w:tblCellMar>
-        </w:tblPrEx>
         <w:tc>
           <w:tcPr>
             <w:tcW w:w="9360" w:type="dxa"/>
@@ -3765,25 +3718,181 @@
               <w:spacing w:after="80" w:line="280" w:lineRule="auto"/>
             </w:pPr>
             <w:r>
-              <w:t xml:space="preserve">Step 2 — n = (92.02 </w:t>
-            </w:r>
-            <w:r>
+              <w:t xml:space="preserve">Step 2 — </w:t>
+            </w:r>
+            <m:oMath>
+              <m:r>
+                <w:rPr>
+                  <w:rFonts w:ascii="Cambria Math" w:hAnsi="Cambria Math"/>
+                </w:rPr>
+                <m:t>n</m:t>
+              </m:r>
+              <m:r>
+                <m:rPr>
+                  <m:sty m:val="p"/>
+                </m:rPr>
+                <w:rPr>
+                  <w:rFonts w:ascii="Cambria Math" w:hAnsi="Cambria Math"/>
+                </w:rPr>
+                <m:t>=</m:t>
+              </m:r>
+              <m:f>
+                <m:fPr>
+                  <m:ctrlPr>
+                    <w:rPr>
+                      <w:rFonts w:ascii="Cambria Math" w:hAnsi="Cambria Math"/>
+                    </w:rPr>
+                  </m:ctrlPr>
+                </m:fPr>
+                <m:num>
+                  <m:d>
+                    <m:dPr>
+                      <m:ctrlPr>
+                        <w:rPr>
+                          <w:rFonts w:ascii="Cambria Math" w:hAnsi="Cambria Math"/>
+                        </w:rPr>
+                      </m:ctrlPr>
+                    </m:dPr>
+                    <m:e>
+                      <m:r>
+                        <m:rPr>
+                          <m:sty m:val="p"/>
+                        </m:rPr>
+                        <w:rPr>
+                          <w:rFonts w:ascii="Cambria Math" w:hAnsi="Cambria Math"/>
+                        </w:rPr>
+                        <m:t>92.02</m:t>
+                      </m:r>
+                      <m:f>
+                        <m:fPr>
+                          <m:ctrlPr>
+                            <w:rPr>
+                              <w:rFonts w:ascii="Cambria Math" w:hAnsi="Cambria Math"/>
+                              <w:strike/>
+                            </w:rPr>
+                          </m:ctrlPr>
+                        </m:fPr>
+                        <m:num>
+                          <m:r>
+                            <m:rPr>
+                              <m:sty m:val="p"/>
+                            </m:rPr>
+                            <w:rPr>
+                              <w:rFonts w:ascii="Cambria Math" w:hAnsi="Cambria Math"/>
+                              <w:strike/>
+                            </w:rPr>
+                            <m:t>g</m:t>
+                          </m:r>
+                          <m:ctrlPr>
+                            <w:rPr>
+                              <w:rFonts w:ascii="Cambria Math" w:hAnsi="Cambria Math"/>
+                            </w:rPr>
+                          </m:ctrlPr>
+                        </m:num>
+                        <m:den>
+                          <m:r>
+                            <m:rPr>
+                              <m:sty m:val="p"/>
+                            </m:rPr>
+                            <w:rPr>
+                              <w:rFonts w:ascii="Cambria Math" w:hAnsi="Cambria Math"/>
+                              <w:strike/>
+                            </w:rPr>
+                            <m:t>mol</m:t>
+                          </m:r>
+                        </m:den>
+                      </m:f>
+                    </m:e>
+                  </m:d>
+                </m:num>
+                <m:den>
+                  <m:d>
+                    <m:dPr>
+                      <m:ctrlPr>
+                        <w:rPr>
+                          <w:rFonts w:ascii="Cambria Math" w:hAnsi="Cambria Math"/>
+                        </w:rPr>
+                      </m:ctrlPr>
+                    </m:dPr>
+                    <m:e>
+                      <m:r>
+                        <m:rPr>
+                          <m:sty m:val="p"/>
+                        </m:rPr>
+                        <w:rPr>
+                          <w:rFonts w:ascii="Cambria Math" w:hAnsi="Cambria Math"/>
+                        </w:rPr>
+                        <m:t>46.005</m:t>
+                      </m:r>
+                      <m:f>
+                        <m:fPr>
+                          <m:ctrlPr>
+                            <w:rPr>
+                              <w:rFonts w:ascii="Cambria Math" w:hAnsi="Cambria Math"/>
+                              <w:strike/>
+                            </w:rPr>
+                          </m:ctrlPr>
+                        </m:fPr>
+                        <m:num>
+                          <m:r>
+                            <m:rPr>
+                              <m:sty m:val="p"/>
+                            </m:rPr>
+                            <w:rPr>
+                              <w:rFonts w:ascii="Cambria Math" w:hAnsi="Cambria Math"/>
+                              <w:strike/>
+                            </w:rPr>
+                            <m:t>g</m:t>
+                          </m:r>
+                          <m:ctrlPr>
+                            <w:rPr>
+                              <w:rFonts w:ascii="Cambria Math" w:hAnsi="Cambria Math"/>
+                            </w:rPr>
+                          </m:ctrlPr>
+                        </m:num>
+                        <m:den>
+                          <m:r>
+                            <m:rPr>
+                              <m:sty m:val="p"/>
+                            </m:rPr>
+                            <w:rPr>
+                              <w:rFonts w:ascii="Cambria Math" w:hAnsi="Cambria Math"/>
+                              <w:strike/>
+                            </w:rPr>
+                            <m:t>mol</m:t>
+                          </m:r>
+                        </m:den>
+                      </m:f>
+                    </m:e>
+                  </m:d>
+                </m:den>
+              </m:f>
+              <m:r>
+                <m:rPr>
+                  <m:sty m:val="p"/>
+                </m:rPr>
+                <w:rPr>
+                  <w:rFonts w:ascii="Cambria Math" w:hAnsi="Cambria Math"/>
+                </w:rPr>
+                <m:t>= 2.00</m:t>
+              </m:r>
+            </m:oMath>
+            <w:r>
+              <w:t>.</w:t>
+            </w:r>
+          </w:p>
+          <w:p>
+            <w:pPr>
+              <w:spacing w:after="80" w:line="280" w:lineRule="auto"/>
               <w:rPr>
-                <w:strike/>
+                <w:i/>
               </w:rPr>
-              <w:t>g/mol</w:t>
-            </w:r>
-            <w:r>
-              <w:t xml:space="preserve">) / (46.005 </w:t>
-            </w:r>
+            </w:pPr>
             <w:r>
               <w:rPr>
-                <w:strike/>
+                <w:i/>
               </w:rPr>
-              <w:t>g/mol</w:t>
-            </w:r>
-            <w:r>
-              <w:t>) = 2.00.</w:t>
+              <w:t xml:space="preserve">"g/mol" cancels in the molar-mass ratio. </w:t>
             </w:r>
           </w:p>
           <w:p>
@@ -3794,7 +3903,7 @@
               <w:rPr>
                 <w:i/>
               </w:rPr>
-              <w:t>"g/mol" cancels in the molar-mass ratio. Multiply each subscript in NO₂ by 2 → N₂O₄.</w:t>
+              <w:t>Multiply each subscript in NO₂ by 2 → N₂O₄.</w:t>
             </w:r>
           </w:p>
           <w:p>
@@ -3808,12 +3917,6 @@
         </w:tc>
       </w:tr>
       <w:tr>
-        <w:tblPrEx>
-          <w:tblCellMar>
-            <w:top w:w="0" w:type="dxa"/>
-            <w:bottom w:w="0" w:type="dxa"/>
-          </w:tblCellMar>
-        </w:tblPrEx>
         <w:tc>
           <w:tcPr>
             <w:tcW w:w="9360" w:type="dxa"/>
@@ -12861,6 +12964,16 @@
       <w:szCs w:val="20"/>
     </w:rPr>
   </w:style>
+  <w:style w:type="character" w:styleId="PlaceholderText">
+    <w:name w:val="Placeholder Text"/>
+    <w:basedOn w:val="DefaultParagraphFont"/>
+    <w:uiPriority w:val="99"/>
+    <w:semiHidden/>
+    <w:rsid w:val="00885B6D"/>
+    <w:rPr>
+      <w:color w:val="666666"/>
+    </w:rPr>
+  </w:style>
 </w:styles>
 </file>
 
